--- a/docs/customer-documents/orgcomp-series/Vol_VII_Book_00_OrgComp_ServiceNow_Automation_Overview.docx
+++ b/docs/customer-documents/orgcomp-series/Vol_VII_Book_00_OrgComp_ServiceNow_Automation_Overview.docx
@@ -31,7 +31,7 @@
         <w:pStyle w:val="Date"/>
       </w:pPr>
       <w:r>
-        <w:t xml:space="preserve">2026-07-12 15:00 ET</w:t>
+        <w:t>2026-07-19 16:20 ET</w:t>
       </w:r>
     </w:p>
     <w:p>
@@ -103,7 +103,7 @@
         <w:t xml:space="preserve"> </w:t>
       </w:r>
       <w:r>
-        <w:t xml:space="preserve">2026-07-12 15:00 ET</w:t>
+        <w:t>2026-07-19 16:20 ET</w:t>
       </w:r>
     </w:p>
     <w:bookmarkEnd w:id="9"/>
@@ -1673,6 +1673,19 @@
       </w:r>
     </w:p>
     <w:bookmarkEnd w:id="25"/>
+    <w:p>
+      <w:pPr>
+        <w:pStyle w:val="Heading1"/>
+      </w:pPr>
+      <w:r>
+        <w:t>Where This Volume's Evidence Lands — Volume X (Optional)</w:t>
+      </w:r>
+    </w:p>
+    <w:p>
+      <w:r>
+        <w:t>Where the closures and evidence this volume produces bind to the governance substrate — the conformance layer, the surface slots, and the evidence contract — is documented once, for the whole series, in Vol X Book 00 — Governance-Substrate Integration. The binding is optional and separable: this volume, and the series it belongs to, stands complete at FedRAMP Moderate with no substrate engagement at all; adopting the substrate adds machine-checked scoring and drift-gating on top of what is already closed, and can be adopted later — or never — without rework.</w:t>
+      </w:r>
+    </w:p>
     <w:sectPr>
       <w:footnotePr>
         <w:numRestart w:val="eachSect"/>

--- a/docs/customer-documents/orgcomp-series/Vol_VII_Book_00_OrgComp_ServiceNow_Automation_Overview.docx
+++ b/docs/customer-documents/orgcomp-series/Vol_VII_Book_00_OrgComp_ServiceNow_Automation_Overview.docx
@@ -7,7 +7,7 @@
         <w:pStyle w:val="Title"/>
       </w:pPr>
       <w:r>
-        <w:t xml:space="preserve">Vol VII Book 00 — Federal Application-Aware Networking — Volume VII Overview: ServiceNow Automation for Federal Control Compliance</w:t>
+        <w:t xml:space="preserve">Vol VII Book 00 — Federal Organization Compliance — Volume VII Overview: ServiceNow Automation for Federal Control Compliance</w:t>
       </w:r>
     </w:p>
     <w:p>
@@ -15,7 +15,7 @@
         <w:pStyle w:val="Subtitle"/>
       </w:pPr>
       <w:r>
-        <w:t xml:space="preserve">The coordination layer: turning M365 and Azure control state into tracked tasks, evidence, and authorization-package input</w:t>
+        <w:t xml:space="preserve">The coordination layer: turning M365, Azure, AWS, and VMware control state into tracked tasks, evidence, and authorization-package input</w:t>
       </w:r>
     </w:p>
     <w:p>
@@ -23,7 +23,7 @@
         <w:pStyle w:val="Author"/>
       </w:pPr>
       <w:r>
-        <w:t xml:space="preserve">SSA Cloud Services Team</w:t>
+        <w:t xml:space="preserve">Federal Cloud Services</w:t>
       </w:r>
     </w:p>
     <w:p>
@@ -31,7 +31,7 @@
         <w:pStyle w:val="Date"/>
       </w:pPr>
       <w:r>
-        <w:t>2026-07-19 16:20 ET</w:t>
+        <w:t xml:space="preserve">2026-07-27 19:57 ET</w:t>
       </w:r>
     </w:p>
     <w:p>
@@ -85,7 +85,7 @@
         <w:t xml:space="preserve">CSI Team (Cloud Services Infrastructure)</w:t>
       </w:r>
       <w:r>
-        <w:t xml:space="preserve">. It has not been reviewed or approved by the SSA CIO Office, the Office of Information Security (OIS), or organizational leadership. All recommendations, vendor selections, control mappings, and workflow designs are subject to revision pending formal review.</w:t>
+        <w:t xml:space="preserve">. It has not been reviewed or approved by the {{&lt; meta agency.short &gt;}} CIO Office, the Office of Information Security (OIS), or organizational leadership. All recommendations, vendor selections, control mappings, and workflow designs are subject to revision pending formal review.</w:t>
       </w:r>
     </w:p>
     <w:p>
@@ -103,7 +103,7 @@
         <w:t xml:space="preserve"> </w:t>
       </w:r>
       <w:r>
-        <w:t>2026-07-19 16:20 ET</w:t>
+        <w:t xml:space="preserve">2026-07-27 19:57 ET</w:t>
       </w:r>
     </w:p>
     <w:bookmarkEnd w:id="9"/>
@@ -122,7 +122,7 @@
         <w:t xml:space="preserve"> </w:t>
       </w:r>
       <w:r>
-        <w:t xml:space="preserve">— This is the Volume VII overview of the Federal Application-Aware Networking series. Volumes I–IV establish the architecture (</w:t>
+        <w:t xml:space="preserve">— This is the Volume VII overview of the Federal Organization Compliance series. Volumes I–IV establish the architecture (</w:t>
       </w:r>
       <w:r>
         <w:rPr>
@@ -142,7 +142,7 @@
           <w:b/>
           <w:bCs/>
         </w:rPr>
-        <w:t xml:space="preserve">Volume VII is the coordination layer: the ServiceNow workflow, CMDB, and governance-risk-compliance (GRC) automation that turns M365 and Azure control state into tracked tasks, reviewable change, machine-readable evidence, and authorization-package input.</w:t>
+        <w:t xml:space="preserve">Volume VII is the coordination layer: the ServiceNow workflow, CMDB, and governance-risk-compliance (GRC) automation that turns M365, Azure, AWS, and VMware control state into tracked tasks, reviewable change, machine-readable evidence, and authorization-package input.</w:t>
       </w:r>
       <w:r>
         <w:t xml:space="preserve"> </w:t>
@@ -183,13 +183,13 @@
         <w:t xml:space="preserve">it — routing drift to an owner, gating change, and rolling posture up into the continuous-monitoring package.</w:t>
       </w:r>
     </w:p>
-    <w:bookmarkStart w:id="10" w:name="X5ca9f635078cfe526f7c2261c9f0d056d1b5263"/>
+    <w:bookmarkStart w:id="10" w:name="X5b664f93811fdbbef83da5855e2c5d4502ae4b2"/>
     <w:p>
       <w:pPr>
         <w:pStyle w:val="Heading2"/>
       </w:pPr>
       <w:r>
-        <w:t xml:space="preserve">Scope of this volume — FedRAMP Moderate &amp; Microsoft GCC Moderate</w:t>
+        <w:t xml:space="preserve">Scope of this volume — FedRAMP Moderate, Microsoft GCC Moderate, AWS GovCloud (US) &amp; the agency’s own VMware estate</w:t>
       </w:r>
     </w:p>
     <w:p>
@@ -210,10 +210,7 @@
         <w:t xml:space="preserve">FedRAMP Moderate</w:t>
       </w:r>
       <w:r>
-        <w:t xml:space="preserve"> </w:t>
-      </w:r>
-      <w:r>
-        <w:t xml:space="preserve">and the</w:t>
+        <w:t xml:space="preserve">: the</w:t>
       </w:r>
       <w:r>
         <w:t xml:space="preserve"> </w:t>
@@ -235,13 +232,59 @@
         <w:t xml:space="preserve"> </w:t>
       </w:r>
       <w:r>
-        <w:t xml:space="preserve">exclusively: Microsoft 365 GCC (Moderate) as the SaaS control plane and the agency’s</w:t>
-      </w:r>
-      <w:r>
-        <w:t xml:space="preserve"> </w:t>
-      </w:r>
-      <w:r>
-        <w:t xml:space="preserve">FedRAMP-authorized Azure resources targeted at the Moderate boundary. The ServiceNow</w:t>
+        <w:t xml:space="preserve">(Microsoft 365 GCC Moderate as the SaaS control plane and the agency’s</w:t>
+      </w:r>
+      <w:r>
+        <w:t xml:space="preserve"> </w:t>
+      </w:r>
+      <w:r>
+        <w:t xml:space="preserve">FedRAMP-authorized Azure resources targeted at the Moderate boundary), the agency’s</w:t>
+      </w:r>
+      <w:r>
+        <w:t xml:space="preserve"> </w:t>
+      </w:r>
+      <w:r>
+        <w:rPr>
+          <w:b/>
+          <w:bCs/>
+        </w:rPr>
+        <w:t xml:space="preserve">AWS GovCloud (US)</w:t>
+      </w:r>
+      <w:r>
+        <w:t xml:space="preserve"> </w:t>
+      </w:r>
+      <w:r>
+        <w:t xml:space="preserve">resources (Book 06), and the agency’s own</w:t>
+      </w:r>
+      <w:r>
+        <w:t xml:space="preserve"> </w:t>
+      </w:r>
+      <w:r>
+        <w:rPr>
+          <w:b/>
+          <w:bCs/>
+        </w:rPr>
+        <w:t xml:space="preserve">VMware Cloud</w:t>
+      </w:r>
+      <w:r>
+        <w:rPr>
+          <w:b/>
+          <w:bCs/>
+        </w:rPr>
+        <w:t xml:space="preserve"> </w:t>
+      </w:r>
+      <w:r>
+        <w:rPr>
+          <w:b/>
+          <w:bCs/>
+        </w:rPr>
+        <w:t xml:space="preserve">Foundation</w:t>
+      </w:r>
+      <w:r>
+        <w:t xml:space="preserve"> </w:t>
+      </w:r>
+      <w:r>
+        <w:t xml:space="preserve">estate under its physical control (Book 07). The ServiceNow</w:t>
       </w:r>
       <w:r>
         <w:t xml:space="preserve"> </w:t>
@@ -333,47 +376,39 @@
           <w:b/>
           <w:bCs/>
         </w:rPr>
-        <w:t xml:space="preserve">Other cloud service providers</w:t>
-      </w:r>
-      <w:r>
-        <w:rPr>
-          <w:b/>
-          <w:bCs/>
-        </w:rPr>
-        <w:t xml:space="preserve"> </w:t>
-      </w:r>
-      <w:r>
-        <w:rPr>
-          <w:b/>
-          <w:bCs/>
-        </w:rPr>
-        <w:t xml:space="preserve">(AWS, Oracle/OCI, VMware) and higher boundaries (GCC High, DoD) are explicit follow-ups,</w:t>
-      </w:r>
-      <w:r>
-        <w:rPr>
-          <w:b/>
-          <w:bCs/>
-        </w:rPr>
-        <w:t xml:space="preserve"> </w:t>
-      </w:r>
-      <w:r>
-        <w:rPr>
-          <w:b/>
-          <w:bCs/>
-        </w:rPr>
-        <w:t xml:space="preserve">out of scope here</w:t>
-      </w:r>
-      <w:r>
-        <w:t xml:space="preserve"> </w:t>
-      </w:r>
-      <w:r>
-        <w:t xml:space="preserve">— the coordination loop is designed so those surfaces reconcile into</w:t>
-      </w:r>
-      <w:r>
-        <w:t xml:space="preserve"> </w:t>
-      </w:r>
-      <w:r>
-        <w:t xml:space="preserve">the same ServiceNow queues later without reworking this volume’s M365-and-Azure core.</w:t>
+        <w:t xml:space="preserve">Oracle/OCI and higher boundaries (GCC High, DoD) are</w:t>
+      </w:r>
+      <w:r>
+        <w:rPr>
+          <w:b/>
+          <w:bCs/>
+        </w:rPr>
+        <w:t xml:space="preserve"> </w:t>
+      </w:r>
+      <w:r>
+        <w:rPr>
+          <w:b/>
+          <w:bCs/>
+        </w:rPr>
+        <w:t xml:space="preserve">explicit follow-ups, out of scope here</w:t>
+      </w:r>
+      <w:r>
+        <w:t xml:space="preserve"> </w:t>
+      </w:r>
+      <w:r>
+        <w:t xml:space="preserve">— the coordination loop is designed so those</w:t>
+      </w:r>
+      <w:r>
+        <w:t xml:space="preserve"> </w:t>
+      </w:r>
+      <w:r>
+        <w:t xml:space="preserve">surfaces reconcile into the same ServiceNow queues later without reworking this</w:t>
+      </w:r>
+      <w:r>
+        <w:t xml:space="preserve"> </w:t>
+      </w:r>
+      <w:r>
+        <w:t xml:space="preserve">volume’s core.</w:t>
       </w:r>
     </w:p>
     <w:bookmarkEnd w:id="10"/>
@@ -444,7 +479,7 @@
         <w:t xml:space="preserve"> </w:t>
       </w:r>
       <w:r>
-        <w:t xml:space="preserve">subsection below), operating against the Moderate boundary this series targets — to coordinate federal control-compliance work across the two surfaces that carry the most of it:</w:t>
+        <w:t xml:space="preserve">subsection below), operating against the Moderate boundary this series targets — to coordinate federal control-compliance work across the surfaces that carry the most of it:</w:t>
       </w:r>
       <w:r>
         <w:t xml:space="preserve"> </w:t>
@@ -460,7 +495,7 @@
         <w:t xml:space="preserve"> </w:t>
       </w:r>
       <w:r>
-        <w:t xml:space="preserve">(the SaaS control plane — identity, Conditional Access, SCuBA baselines, Purview data protection) and</w:t>
+        <w:t xml:space="preserve">(the SaaS control plane — identity, Conditional Access, SCuBA baselines, Purview data protection),</w:t>
       </w:r>
       <w:r>
         <w:t xml:space="preserve"> </w:t>
@@ -476,7 +511,39 @@
         <w:t xml:space="preserve"> </w:t>
       </w:r>
       <w:r>
-        <w:t xml:space="preserve">(the IaaS/PaaS control plane — Azure Policy, Defender for Cloud, Update Manager). The volume shows how control drift on either surface becomes a tracked ServiceNow task, how that task’s closure produces evidence, and how the rolled-up posture feeds the authorization package.</w:t>
+        <w:t xml:space="preserve">(the IaaS/PaaS control plane — Azure Policy, Defender for Cloud, Update Manager),</w:t>
+      </w:r>
+      <w:r>
+        <w:t xml:space="preserve"> </w:t>
+      </w:r>
+      <w:r>
+        <w:rPr>
+          <w:b/>
+          <w:bCs/>
+        </w:rPr>
+        <w:t xml:space="preserve">AWS</w:t>
+      </w:r>
+      <w:r>
+        <w:t xml:space="preserve"> </w:t>
+      </w:r>
+      <w:r>
+        <w:t xml:space="preserve">(Config, Security Hub CSPM, Systems Manager Patch Manager), and the agency’s own</w:t>
+      </w:r>
+      <w:r>
+        <w:t xml:space="preserve"> </w:t>
+      </w:r>
+      <w:r>
+        <w:rPr>
+          <w:b/>
+          <w:bCs/>
+        </w:rPr>
+        <w:t xml:space="preserve">VMware</w:t>
+      </w:r>
+      <w:r>
+        <w:t xml:space="preserve"> </w:t>
+      </w:r>
+      <w:r>
+        <w:t xml:space="preserve">estate (vSphere Configuration Profiles, VCF Operations, vSphere Lifecycle Manager). The volume shows how control drift on any surface becomes a tracked ServiceNow task, how that task’s closure produces evidence, and how the rolled-up posture feeds the authorization package.</w:t>
       </w:r>
     </w:p>
     <w:bookmarkEnd w:id="11"/>
@@ -930,6 +997,84 @@
           </w:p>
         </w:tc>
       </w:tr>
+      <w:tr>
+        <w:tc>
+          <w:tcPr/>
+          <w:p>
+            <w:pPr>
+              <w:pStyle w:val="Compact"/>
+            </w:pPr>
+            <w:r>
+              <w:rPr>
+                <w:b/>
+                <w:bCs/>
+              </w:rPr>
+              <w:t xml:space="preserve">Vol VII Book 06</w:t>
+            </w:r>
+          </w:p>
+        </w:tc>
+        <w:tc>
+          <w:tcPr/>
+          <w:p>
+            <w:pPr>
+              <w:pStyle w:val="Compact"/>
+            </w:pPr>
+            <w:r>
+              <w:t xml:space="preserve">AWS Federal Control Compliance Automation</w:t>
+            </w:r>
+          </w:p>
+        </w:tc>
+        <w:tc>
+          <w:tcPr/>
+          <w:p>
+            <w:pPr>
+              <w:pStyle w:val="Compact"/>
+            </w:pPr>
+            <w:r>
+              <w:t xml:space="preserve">AWS Config / Security Hub CSPM / Systems Manager Patch Manager → remediation tasks</w:t>
+            </w:r>
+          </w:p>
+        </w:tc>
+      </w:tr>
+      <w:tr>
+        <w:tc>
+          <w:tcPr/>
+          <w:p>
+            <w:pPr>
+              <w:pStyle w:val="Compact"/>
+            </w:pPr>
+            <w:r>
+              <w:rPr>
+                <w:b/>
+                <w:bCs/>
+              </w:rPr>
+              <w:t xml:space="preserve">Vol VII Book 07</w:t>
+            </w:r>
+          </w:p>
+        </w:tc>
+        <w:tc>
+          <w:tcPr/>
+          <w:p>
+            <w:pPr>
+              <w:pStyle w:val="Compact"/>
+            </w:pPr>
+            <w:r>
+              <w:t xml:space="preserve">VMware Federal Control Compliance Automation</w:t>
+            </w:r>
+          </w:p>
+        </w:tc>
+        <w:tc>
+          <w:tcPr/>
+          <w:p>
+            <w:pPr>
+              <w:pStyle w:val="Compact"/>
+            </w:pPr>
+            <w:r>
+              <w:t xml:space="preserve">vSphere Configuration Profiles / VCF Operations / NSX DFW / vLCM → remediation tasks</w:t>
+            </w:r>
+          </w:p>
+        </w:tc>
+      </w:tr>
     </w:tbl>
     <w:bookmarkStart w:id="16" w:name="fig-vol7-map"/>
     <w:p>
@@ -941,7 +1086,7 @@
           <wp:inline>
             <wp:extent cx="5334000" cy="3000375"/>
             <wp:effectExtent b="0" l="0" r="0" t="0"/>
-            <wp:docPr descr="Volume VII book map — six ServiceNow-automation books split into a coordination row and an attestation/deployable row, scoped to FedRAMP Moderate and Microsoft GCC Moderate" title="" id="14" name="Picture"/>
+            <wp:docPr descr="Volume VII book map — eight ServiceNow-automation books split into a coordination row and an attestation/deployable row, scoped to FedRAMP Moderate, Microsoft GCC Moderate, AWS GovCloud (US), and the agency’s own VMware estate" title="" id="14" name="Picture"/>
             <a:graphic>
               <a:graphicData uri="http://schemas.openxmlformats.org/drawingml/2006/picture">
                 <pic:pic>
@@ -984,12 +1129,12 @@
         <w:pStyle w:val="ImageCaption"/>
       </w:pPr>
       <w:r>
-        <w:t xml:space="preserve">Volume VII book map — six ServiceNow-automation books split into a coordination row and an attestation/deployable row, scoped to FedRAMP Moderate and Microsoft GCC Moderate</w:t>
+        <w:t xml:space="preserve">Volume VII book map — eight ServiceNow-automation books split into a coordination row and an attestation/deployable row, scoped to FedRAMP Moderate, Microsoft GCC Moderate, AWS GovCloud (US), and the agency’s own VMware estate</w:t>
       </w:r>
     </w:p>
     <w:bookmarkEnd w:id="16"/>
     <w:bookmarkEnd w:id="17"/>
-    <w:bookmarkStart w:id="20" w:name="the-boundary-discipline"/>
+    <w:bookmarkStart w:id="21" w:name="the-boundary-discipline"/>
     <w:p>
       <w:pPr>
         <w:pStyle w:val="Heading1"/>
@@ -1098,72 +1243,86 @@
         <w:t xml:space="preserve">.</w:t>
       </w:r>
     </w:p>
-    <w:bookmarkStart w:id="18" w:name="X1d7ab846148abcac42abca589376b273a370f49"/>
+    <w:bookmarkStart w:id="18" w:name="X26378cd374667b7f48076d054876aff6c71fdfe"/>
     <w:p>
       <w:pPr>
         <w:pStyle w:val="Heading2"/>
       </w:pPr>
       <w:r>
-        <w:t xml:space="preserve">Authorization Boundary Treatment — ServiceNow High-on-Moderate</w:t>
-      </w:r>
-    </w:p>
-    <w:bookmarkEnd w:id="18"/>
-    <w:bookmarkStart w:id="19" w:name="X169057a70ba25a275f7546ee641e166199e6f70"/>
-    <w:p>
-      <w:pPr>
-        <w:pStyle w:val="Heading2"/>
-      </w:pPr>
-      <w:r>
-        <w:t xml:space="preserve">The coordination hub is FedRAMP High; the boundary it coordinates is Moderate — treat this explicitly, not as a footnote</w:t>
-      </w:r>
-    </w:p>
-    <w:p>
-      <w:pPr>
-        <w:pStyle w:val="CalloutImportant"/>
-      </w:pPr>
-      <w:r>
-        <w:t xml:space="preserve">ServiceNow Government Cloud (the coordination hub for Volumes VII and IX) holds a</w:t>
-      </w:r>
-      <w:r>
-        <w:t xml:space="preserve"> </w:t>
-      </w:r>
-      <w:r>
-        <w:rPr>
-          <w:b/>
-          <w:bCs/>
-        </w:rPr>
-        <w:t xml:space="preserve">FedRAMP High</w:t>
-      </w:r>
-      <w:r>
-        <w:t xml:space="preserve"> </w:t>
-      </w:r>
-      <w:r>
-        <w:t xml:space="preserve">authorization, while the boundary it coordinates — Microsoft GCC</w:t>
-      </w:r>
-      <w:r>
-        <w:t xml:space="preserve"> </w:t>
-      </w:r>
-      <w:r>
-        <w:t xml:space="preserve">Moderate — is</w:t>
-      </w:r>
-      <w:r>
-        <w:t xml:space="preserve"> </w:t>
-      </w:r>
-      <w:r>
-        <w:rPr>
-          <w:b/>
-          <w:bCs/>
-        </w:rPr>
-        <w:t xml:space="preserve">FedRAMP Moderate</w:t>
-      </w:r>
-      <w:r>
-        <w:t xml:space="preserve">. A reviewer is entitled to ask how a High-only</w:t>
-      </w:r>
-      <w:r>
-        <w:t xml:space="preserve"> </w:t>
-      </w:r>
-      <w:r>
-        <w:t xml:space="preserve">service sits inside a Moderate architecture. The series’ position:</w:t>
+        <w:t xml:space="preserve">ServiceNow is the recommended coordination platform — not a mandatory one</w:t>
+      </w:r>
+    </w:p>
+    <w:p>
+      <w:pPr>
+        <w:pStyle w:val="CalloutNote"/>
+      </w:pPr>
+      <w:r>
+        <w:t xml:space="preserve">What Volumes VII and IX actually require is the</w:t>
+      </w:r>
+      <w:r>
+        <w:t xml:space="preserve"> </w:t>
+      </w:r>
+      <w:r>
+        <w:rPr>
+          <w:b/>
+          <w:bCs/>
+        </w:rPr>
+        <w:t xml:space="preserve">coordination contract</w:t>
+      </w:r>
+      <w:r>
+        <w:t xml:space="preserve">, not</w:t>
+      </w:r>
+      <w:r>
+        <w:t xml:space="preserve"> </w:t>
+      </w:r>
+      <w:r>
+        <w:t xml:space="preserve">a product: drift routed to a named owner, change gated by an approval record,</w:t>
+      </w:r>
+      <w:r>
+        <w:t xml:space="preserve"> </w:t>
+      </w:r>
+      <w:r>
+        <w:t xml:space="preserve">actuation under least-privilege service identity, and machine-readable evidence</w:t>
+      </w:r>
+      <w:r>
+        <w:t xml:space="preserve"> </w:t>
+      </w:r>
+      <w:r>
+        <w:t xml:space="preserve">emitted for the authorization package — with the CMDB-reconciles-to-IPAM/DDI</w:t>
+      </w:r>
+      <w:r>
+        <w:t xml:space="preserve"> </w:t>
+      </w:r>
+      <w:r>
+        <w:t xml:space="preserve">guardrail (CM-8) holding throughout. ServiceNow Government Cloud is the</w:t>
+      </w:r>
+      <w:r>
+        <w:t xml:space="preserve"> </w:t>
+      </w:r>
+      <w:r>
+        <w:rPr>
+          <w:b/>
+          <w:bCs/>
+        </w:rPr>
+        <w:t xml:space="preserve">recommended and reference</w:t>
+      </w:r>
+      <w:r>
+        <w:t xml:space="preserve"> </w:t>
+      </w:r>
+      <w:r>
+        <w:t xml:space="preserve">implementation of that contract, and the one this</w:t>
+      </w:r>
+      <w:r>
+        <w:t xml:space="preserve"> </w:t>
+      </w:r>
+      <w:r>
+        <w:t xml:space="preserve">volume’s deployable artifacts target. An agency on a different stack satisfies</w:t>
+      </w:r>
+      <w:r>
+        <w:t xml:space="preserve"> </w:t>
+      </w:r>
+      <w:r>
+        <w:t xml:space="preserve">the same contract by either:</w:t>
       </w:r>
     </w:p>
     <w:p>
@@ -1179,49 +1338,41 @@
           <w:b/>
           <w:bCs/>
         </w:rPr>
-        <w:t xml:space="preserve">Direction of the delta is conservative.</w:t>
-      </w:r>
-      <w:r>
-        <w:t xml:space="preserve"> </w:t>
-      </w:r>
-      <w:r>
-        <w:t xml:space="preserve">FedRAMP High’s control baseline is a</w:t>
-      </w:r>
-      <w:r>
-        <w:t xml:space="preserve"> </w:t>
-      </w:r>
-      <w:r>
-        <w:t xml:space="preserve">strict superset of Moderate’s, so the platform-side (inheritable) controls are</w:t>
-      </w:r>
-      <w:r>
-        <w:t xml:space="preserve"> </w:t>
-      </w:r>
-      <w:r>
-        <w:t xml:space="preserve">assessed at or above the Moderate bar; customer-responsibility controls (instance</w:t>
-      </w:r>
-      <w:r>
-        <w:t xml:space="preserve"> </w:t>
-      </w:r>
-      <w:r>
-        <w:t xml:space="preserve">configuration, workflow design, MID Server) remain the agency’s per the CRM. The</w:t>
-      </w:r>
-      <w:r>
-        <w:t xml:space="preserve"> </w:t>
-      </w:r>
-      <w:r>
-        <w:t xml:space="preserve">risk direction of a High tool coordinating a</w:t>
-      </w:r>
-      <w:r>
-        <w:t xml:space="preserve"> </w:t>
-      </w:r>
-      <w:r>
-        <w:t xml:space="preserve">Moderate boundary is toward more assurance, not less. (The inverse — a Moderate</w:t>
-      </w:r>
-      <w:r>
-        <w:t xml:space="preserve"> </w:t>
-      </w:r>
-      <w:r>
-        <w:t xml:space="preserve">tool handling High data — is the one that fails, and is not the case here.)</w:t>
+        <w:t xml:space="preserve">another authorized workflow/CMDB platform</w:t>
+      </w:r>
+      <w:r>
+        <w:t xml:space="preserve"> </w:t>
+      </w:r>
+      <w:r>
+        <w:t xml:space="preserve">— e.g., Atlassian Government</w:t>
+      </w:r>
+      <w:r>
+        <w:t xml:space="preserve"> </w:t>
+      </w:r>
+      <w:r>
+        <w:t xml:space="preserve">Cloud (FedRAMP Moderate; already named in the Product Inventory</w:t>
+      </w:r>
+      <w:r>
+        <w:t xml:space="preserve"> </w:t>
+      </w:r>
+      <w:r>
+        <w:t xml:space="preserve">Questionnaire) — re-targeting the volume’s catalog and control-map</w:t>
+      </w:r>
+      <w:r>
+        <w:t xml:space="preserve"> </w:t>
+      </w:r>
+      <w:r>
+        <w:rPr>
+          <w:i/>
+          <w:iCs/>
+        </w:rPr>
+        <w:t xml:space="preserve">data</w:t>
+      </w:r>
+      <w:r>
+        <w:t xml:space="preserve"> </w:t>
+      </w:r>
+      <w:r>
+        <w:t xml:space="preserve">rather than redesigning the loop; or</w:t>
       </w:r>
     </w:p>
     <w:p>
@@ -1237,121 +1388,77 @@
           <w:b/>
           <w:bCs/>
         </w:rPr>
-        <w:t xml:space="preserve">The hub coordinates; it does not become the boundary’s system of record.</w:t>
-      </w:r>
-      <w:r>
-        <w:t xml:space="preserve"> </w:t>
-      </w:r>
-      <w:r>
-        <w:t xml:space="preserve">The</w:t>
-      </w:r>
-      <w:r>
-        <w:t xml:space="preserve"> </w:t>
-      </w:r>
-      <w:r>
-        <w:t xml:space="preserve">ServiceNow CMDB</w:t>
-      </w:r>
-      <w:r>
-        <w:t xml:space="preserve"> </w:t>
-      </w:r>
-      <w:r>
-        <w:rPr>
-          <w:b/>
-          <w:bCs/>
-        </w:rPr>
-        <w:t xml:space="preserve">reconciles to</w:t>
-      </w:r>
-      <w:r>
-        <w:t xml:space="preserve"> </w:t>
-      </w:r>
-      <w:r>
-        <w:t xml:space="preserve">the authoritative IPAM/DDI plane on the CM-8</w:t>
-      </w:r>
-      <w:r>
-        <w:t xml:space="preserve"> </w:t>
-      </w:r>
-      <w:r>
-        <w:t xml:space="preserve">join key and never replaces it (Vol VII Book 01). Identity-attributed compliance</w:t>
-      </w:r>
-      <w:r>
-        <w:t xml:space="preserve"> </w:t>
-      </w:r>
-      <w:r>
-        <w:t xml:space="preserve">data handled by the hub is commensurate with a High authorization.</w:t>
-      </w:r>
-    </w:p>
-    <w:p>
-      <w:pPr>
-        <w:pStyle w:val="Compact"/>
-        <w:numPr>
-          <w:ilvl w:val="0"/>
-          <w:numId w:val="1003"/>
-        </w:numPr>
-      </w:pPr>
-      <w:r>
-        <w:rPr>
-          <w:b/>
-          <w:bCs/>
-        </w:rPr>
-        <w:t xml:space="preserve">Documented boundary treatment, or a named Moderate alternative.</w:t>
-      </w:r>
-      <w:r>
-        <w:t xml:space="preserve"> </w:t>
-      </w:r>
-      <w:r>
-        <w:t xml:space="preserve">The agency</w:t>
-      </w:r>
-      <w:r>
-        <w:t xml:space="preserve"> </w:t>
-      </w:r>
-      <w:r>
-        <w:t xml:space="preserve">either (a) records a risk-acceptance for running a FedRAMP High coordination</w:t>
-      </w:r>
-      <w:r>
-        <w:t xml:space="preserve"> </w:t>
-      </w:r>
-      <w:r>
-        <w:t xml:space="preserve">platform against a Moderate boundary — the recommended path, given the</w:t>
-      </w:r>
-      <w:r>
-        <w:t xml:space="preserve"> </w:t>
-      </w:r>
-      <w:r>
-        <w:t xml:space="preserve">conservative delta — or (b) selects a FedRAMP</w:t>
-      </w:r>
-      <w:r>
-        <w:t xml:space="preserve"> </w:t>
-      </w:r>
-      <w:r>
-        <w:rPr>
-          <w:b/>
-          <w:bCs/>
-        </w:rPr>
-        <w:t xml:space="preserve">Moderate</w:t>
-      </w:r>
-      <w:r>
-        <w:t xml:space="preserve"> </w:t>
-      </w:r>
-      <w:r>
-        <w:t xml:space="preserve">workflow/CMDB platform</w:t>
-      </w:r>
-      <w:r>
-        <w:t xml:space="preserve"> </w:t>
-      </w:r>
-      <w:r>
-        <w:t xml:space="preserve">instead. Moderate-authorized alternatives already named in the Product Inventory</w:t>
-      </w:r>
-      <w:r>
-        <w:t xml:space="preserve"> </w:t>
-      </w:r>
-      <w:r>
-        <w:t xml:space="preserve">Questionnaire include Atlassian Government Cloud (Jira/Confluence, Moderate); the mechanism-not-product doctrine (Vol 0</w:t>
-      </w:r>
-      <w:r>
-        <w:t xml:space="preserve"> </w:t>
-      </w:r>
-      <w:r>
-        <w:t xml:space="preserve">Book 00) means the coordination loop in this volume is unchanged by the choice.</w:t>
+        <w:t xml:space="preserve">a composed pipeline</w:t>
+      </w:r>
+      <w:r>
+        <w:t xml:space="preserve"> </w:t>
+      </w:r>
+      <w:r>
+        <w:t xml:space="preserve">on tooling already in the boundary — work items in</w:t>
+      </w:r>
+      <w:r>
+        <w:t xml:space="preserve"> </w:t>
+      </w:r>
+      <w:r>
+        <w:t xml:space="preserve">Azure DevOps or GitHub (within an authorized boundary), routing via Logic</w:t>
+      </w:r>
+      <w:r>
+        <w:t xml:space="preserve"> </w:t>
+      </w:r>
+      <w:r>
+        <w:t xml:space="preserve">Apps / Power Automate, and Sentinel automation rules turning drift into</w:t>
+      </w:r>
+      <w:r>
+        <w:t xml:space="preserve"> </w:t>
+      </w:r>
+      <w:r>
+        <w:t xml:space="preserve">tasks — acceptable so long as all four contract properties and the CM-8</w:t>
+      </w:r>
+      <w:r>
+        <w:t xml:space="preserve"> </w:t>
+      </w:r>
+      <w:r>
+        <w:t xml:space="preserve">reconciliation guardrail demonstrably hold, and understood to trade the</w:t>
+      </w:r>
+      <w:r>
+        <w:t xml:space="preserve"> </w:t>
+      </w:r>
+      <w:r>
+        <w:t xml:space="preserve">integrated CMDB/GRC surface for assembly effort.</w:t>
+      </w:r>
+    </w:p>
+    <w:p>
+      <w:pPr>
+        <w:pStyle w:val="CalloutNote"/>
+      </w:pPr>
+      <w:r>
+        <w:t xml:space="preserve">Substituting the platform changes none of the control claims in this volume;</w:t>
+      </w:r>
+      <w:r>
+        <w:t xml:space="preserve"> </w:t>
+      </w:r>
+      <w:r>
+        <w:t xml:space="preserve">what closes CM-3 and CA-7 is the operated contract, not the vendor.</w:t>
+      </w:r>
+    </w:p>
+    <w:bookmarkEnd w:id="18"/>
+    <w:bookmarkStart w:id="19" w:name="X1d7ab846148abcac42abca589376b273a370f49"/>
+    <w:p>
+      <w:pPr>
+        <w:pStyle w:val="Heading2"/>
+      </w:pPr>
+      <w:r>
+        <w:t xml:space="preserve">Authorization Boundary Treatment — ServiceNow High-on-Moderate</w:t>
+      </w:r>
+    </w:p>
+    <w:bookmarkEnd w:id="19"/>
+    <w:bookmarkStart w:id="20" w:name="X169057a70ba25a275f7546ee641e166199e6f70"/>
+    <w:p>
+      <w:pPr>
+        <w:pStyle w:val="Heading2"/>
+      </w:pPr>
+      <w:r>
+        <w:t xml:space="preserve">The coordination hub is FedRAMP High; the boundary it coordinates is Moderate — treat this explicitly, not as a footnote</w:t>
       </w:r>
     </w:p>
     <w:p>
@@ -1359,172 +1466,48 @@
         <w:pStyle w:val="CalloutImportant"/>
       </w:pPr>
       <w:r>
-        <w:rPr>
-          <w:b/>
-          <w:bCs/>
-        </w:rPr>
-        <w:t xml:space="preserve">Single source of truth:</w:t>
-      </w:r>
-      <w:r>
-        <w:t xml:space="preserve"> </w:t>
-      </w:r>
-      <w:r>
-        <w:t xml:space="preserve">the platform’s authorization status is pinned in the</w:t>
-      </w:r>
-      <w:r>
-        <w:t xml:space="preserve"> </w:t>
-      </w:r>
-      <w:r>
-        <w:t xml:space="preserve">Product Inventory Questionnaire (Vol 0 Book 01 §known-ssa). Every other book —</w:t>
-      </w:r>
-      <w:r>
-        <w:t xml:space="preserve"> </w:t>
-      </w:r>
-      <w:r>
-        <w:t xml:space="preserve">including this one — references that entry rather than restating the level. Verify on</w:t>
-      </w:r>
-      <w:r>
-        <w:t xml:space="preserve"> </w:t>
-      </w:r>
-      <w:r>
-        <w:t xml:space="preserve">the FedRAMP Marketplace at procurement.</w:t>
-      </w:r>
-    </w:p>
-    <w:bookmarkEnd w:id="19"/>
-    <w:bookmarkEnd w:id="20"/>
-    <w:bookmarkStart w:id="22" w:name="Xa54e1ec5877371a03e08b8617eea941f04787ef"/>
-    <w:p>
-      <w:pPr>
-        <w:pStyle w:val="Heading1"/>
-      </w:pPr>
-      <w:r>
-        <w:t xml:space="preserve">Closure Necessity — Coordination Operationalizes, It Does Not Re-Close</w:t>
-      </w:r>
-    </w:p>
-    <w:bookmarkStart w:id="21" w:name="X7b60ca2fbebee6bf602816fc1bb8b98de97c14a"/>
-    <w:p>
-      <w:pPr>
-        <w:pStyle w:val="Heading2"/>
-      </w:pPr>
-      <w:r>
-        <w:t xml:space="preserve">Closure Necessity — a control that is not owned, tracked, and attested is not operationally managed</w:t>
-      </w:r>
-    </w:p>
-    <w:p>
-      <w:pPr>
-        <w:pStyle w:val="CalloutTip"/>
-      </w:pPr>
-      <w:r>
-        <w:t xml:space="preserve">Volume VII does</w:t>
-      </w:r>
-      <w:r>
-        <w:t xml:space="preserve"> </w:t>
-      </w:r>
-      <w:r>
-        <w:rPr>
-          <w:b/>
-          <w:bCs/>
-        </w:rPr>
-        <w:t xml:space="preserve">not</w:t>
-      </w:r>
-      <w:r>
-        <w:t xml:space="preserve"> </w:t>
-      </w:r>
-      <w:r>
-        <w:t xml:space="preserve">claim to close controls the architecture and implementation volumes already close; that would double-count. Its necessity is of the same kind Volume VI carries, one plane further out:</w:t>
-      </w:r>
-      <w:r>
-        <w:t xml:space="preserve"> </w:t>
-      </w:r>
-      <w:r>
-        <w:rPr>
-          <w:b/>
-          <w:bCs/>
-        </w:rPr>
-        <w:t xml:space="preserve">a control-closure claim with no owner, no change gate, no SLA clock, and no evidence feed is not an operating control — it is a hope.</w:t>
-      </w:r>
-      <w:r>
-        <w:t xml:space="preserve"> </w:t>
-      </w:r>
-      <w:r>
-        <w:t xml:space="preserve">CM-3 is not satisfied by good intentions; it is satisfied by an approved, reviewable change record. CA-7 is not satisfied by a dashboard nobody actions; it is satisfied by drift that becomes a task that becomes closure that becomes evidence. Remove the coordination layer and the SSP describes controls that are deployed but not</w:t>
-      </w:r>
-      <w:r>
-        <w:t xml:space="preserve"> </w:t>
-      </w:r>
-      <w:r>
-        <w:rPr>
-          <w:i/>
-          <w:iCs/>
-        </w:rPr>
-        <w:t xml:space="preserve">run</w:t>
-      </w:r>
-      <w:r>
-        <w:t xml:space="preserve"> </w:t>
-      </w:r>
-      <w:r>
-        <w:t xml:space="preserve">— the gap between a configured control and a governed one.</w:t>
-      </w:r>
-    </w:p>
-    <w:bookmarkEnd w:id="21"/>
-    <w:bookmarkEnd w:id="22"/>
-    <w:bookmarkStart w:id="23" w:name="how-this-volume-fits-the-program"/>
-    <w:p>
-      <w:pPr>
-        <w:pStyle w:val="Heading1"/>
-      </w:pPr>
-      <w:r>
-        <w:t xml:space="preserve">How This Volume Fits the Program</w:t>
-      </w:r>
-    </w:p>
-    <w:p>
-      <w:pPr>
-        <w:pStyle w:val="FirstParagraph"/>
-      </w:pPr>
-      <w:r>
-        <w:t xml:space="preserve">Volume VII</w:t>
-      </w:r>
-      <w:r>
-        <w:t xml:space="preserve"> </w:t>
-      </w:r>
-      <w:r>
-        <w:rPr>
-          <w:b/>
-          <w:bCs/>
-        </w:rPr>
-        <w:t xml:space="preserve">depends on</w:t>
-      </w:r>
-      <w:r>
-        <w:t xml:space="preserve"> </w:t>
-      </w:r>
-      <w:r>
-        <w:t xml:space="preserve">Volume I’s naming plane (Vol I Book 01) for the CM-8 join key its CMDB reconciles to, and on Volume VI’s deployable artifacts for the control state it coordinates. It</w:t>
-      </w:r>
-      <w:r>
-        <w:t xml:space="preserve"> </w:t>
-      </w:r>
-      <w:r>
-        <w:rPr>
-          <w:b/>
-          <w:bCs/>
-        </w:rPr>
-        <w:t xml:space="preserve">produces</w:t>
-      </w:r>
-      <w:r>
-        <w:t xml:space="preserve"> </w:t>
-      </w:r>
-      <w:r>
-        <w:t xml:space="preserve">the tracked-work record, the approval trail, and the rolled-up attestation that Volume IV’s Authorization Package &amp; ConMon book (Vol IV Book 06) and Volume VI’s Evidence &amp; ConMon Pipeline (Vol VI Book 07) carry into the OSCAL bundle and the FedRAMP 20x KSI evidence. Truth is separated from enforcement throughout: IPAM/DDI and HRIT are truth planes the CMDB reconciles to; the ServiceNow workflow is an enforcement/coordination plane, re-platformable in principle, load-bearing in practice.</w:t>
-      </w:r>
-    </w:p>
-    <w:bookmarkEnd w:id="23"/>
-    <w:bookmarkStart w:id="24" w:name="cross-references"/>
-    <w:p>
-      <w:pPr>
-        <w:pStyle w:val="Heading1"/>
-      </w:pPr>
-      <w:r>
-        <w:t xml:space="preserve">Cross-References</w:t>
+        <w:t xml:space="preserve">ServiceNow Government Cloud (the coordination hub for Volumes VII and IX) holds a</w:t>
+      </w:r>
+      <w:r>
+        <w:t xml:space="preserve"> </w:t>
+      </w:r>
+      <w:r>
+        <w:rPr>
+          <w:b/>
+          <w:bCs/>
+        </w:rPr>
+        <w:t xml:space="preserve">FedRAMP High</w:t>
+      </w:r>
+      <w:r>
+        <w:t xml:space="preserve"> </w:t>
+      </w:r>
+      <w:r>
+        <w:t xml:space="preserve">authorization, while the boundary it coordinates — Microsoft GCC</w:t>
+      </w:r>
+      <w:r>
+        <w:t xml:space="preserve"> </w:t>
+      </w:r>
+      <w:r>
+        <w:t xml:space="preserve">Moderate — is</w:t>
+      </w:r>
+      <w:r>
+        <w:t xml:space="preserve"> </w:t>
+      </w:r>
+      <w:r>
+        <w:rPr>
+          <w:b/>
+          <w:bCs/>
+        </w:rPr>
+        <w:t xml:space="preserve">FedRAMP Moderate</w:t>
+      </w:r>
+      <w:r>
+        <w:t xml:space="preserve">. A reviewer is entitled to ask how a High-only</w:t>
+      </w:r>
+      <w:r>
+        <w:t xml:space="preserve"> </w:t>
+      </w:r>
+      <w:r>
+        <w:t xml:space="preserve">service sits inside a Moderate architecture. The series’ position:</w:t>
       </w:r>
     </w:p>
     <w:p>
@@ -1540,13 +1523,49 @@
           <w:b/>
           <w:bCs/>
         </w:rPr>
-        <w:t xml:space="preserve">Vol 0 Book 00 (Executive Summary)</w:t>
-      </w:r>
-      <w:r>
-        <w:t xml:space="preserve"> </w:t>
-      </w:r>
-      <w:r>
-        <w:t xml:space="preserve">— the Management-Plane Coordination Doctrine this volume operates on.</w:t>
+        <w:t xml:space="preserve">Direction of the delta is conservative.</w:t>
+      </w:r>
+      <w:r>
+        <w:t xml:space="preserve"> </w:t>
+      </w:r>
+      <w:r>
+        <w:t xml:space="preserve">FedRAMP High’s control baseline is a</w:t>
+      </w:r>
+      <w:r>
+        <w:t xml:space="preserve"> </w:t>
+      </w:r>
+      <w:r>
+        <w:t xml:space="preserve">strict superset of Moderate’s, so the platform-side (inheritable) controls are</w:t>
+      </w:r>
+      <w:r>
+        <w:t xml:space="preserve"> </w:t>
+      </w:r>
+      <w:r>
+        <w:t xml:space="preserve">assessed at or above the Moderate bar; customer-responsibility controls (instance</w:t>
+      </w:r>
+      <w:r>
+        <w:t xml:space="preserve"> </w:t>
+      </w:r>
+      <w:r>
+        <w:t xml:space="preserve">configuration, workflow design, MID Server) remain the agency’s per the CRM. The</w:t>
+      </w:r>
+      <w:r>
+        <w:t xml:space="preserve"> </w:t>
+      </w:r>
+      <w:r>
+        <w:t xml:space="preserve">risk direction of a High tool coordinating a</w:t>
+      </w:r>
+      <w:r>
+        <w:t xml:space="preserve"> </w:t>
+      </w:r>
+      <w:r>
+        <w:t xml:space="preserve">Moderate boundary is toward more assurance, not less. (The inverse — a Moderate</w:t>
+      </w:r>
+      <w:r>
+        <w:t xml:space="preserve"> </w:t>
+      </w:r>
+      <w:r>
+        <w:t xml:space="preserve">tool handling High data — is the one that fails, and is not the case here.)</w:t>
       </w:r>
     </w:p>
     <w:p>
@@ -1562,13 +1581,47 @@
           <w:b/>
           <w:bCs/>
         </w:rPr>
-        <w:t xml:space="preserve">Vol I Book 01 (Landing Zone, IPAM/DDI)</w:t>
-      </w:r>
-      <w:r>
-        <w:t xml:space="preserve"> </w:t>
-      </w:r>
-      <w:r>
-        <w:t xml:space="preserve">— the CM-8 asset-identity SSOT the CMDB reconciles to.</w:t>
+        <w:t xml:space="preserve">The hub coordinates; it does not become the boundary’s system of record.</w:t>
+      </w:r>
+      <w:r>
+        <w:t xml:space="preserve"> </w:t>
+      </w:r>
+      <w:r>
+        <w:t xml:space="preserve">The</w:t>
+      </w:r>
+      <w:r>
+        <w:t xml:space="preserve"> </w:t>
+      </w:r>
+      <w:r>
+        <w:t xml:space="preserve">ServiceNow CMDB</w:t>
+      </w:r>
+      <w:r>
+        <w:t xml:space="preserve"> </w:t>
+      </w:r>
+      <w:r>
+        <w:rPr>
+          <w:b/>
+          <w:bCs/>
+        </w:rPr>
+        <w:t xml:space="preserve">reconciles to</w:t>
+      </w:r>
+      <w:r>
+        <w:t xml:space="preserve"> </w:t>
+      </w:r>
+      <w:r>
+        <w:t xml:space="preserve">the authoritative IPAM/DDI plane on the CM-8</w:t>
+      </w:r>
+      <w:r>
+        <w:t xml:space="preserve"> </w:t>
+      </w:r>
+      <w:r>
+        <w:t xml:space="preserve">join key and never replaces it (Vol VII Book 01). Identity-attributed compliance</w:t>
+      </w:r>
+      <w:r>
+        <w:t xml:space="preserve"> </w:t>
+      </w:r>
+      <w:r>
+        <w:t xml:space="preserve">data handled by the hub is commensurate with a High authorization.</w:t>
       </w:r>
     </w:p>
     <w:p>
@@ -1584,13 +1637,238 @@
           <w:b/>
           <w:bCs/>
         </w:rPr>
-        <w:t xml:space="preserve">Vol III Book 07 (Multi-Cloud Evidence Fabric)</w:t>
-      </w:r>
-      <w:r>
-        <w:t xml:space="preserve"> </w:t>
-      </w:r>
-      <w:r>
-        <w:t xml:space="preserve">— the telemetry lake; ServiceNow coordinates workflow over the same evidence contract.</w:t>
+        <w:t xml:space="preserve">Documented boundary treatment, or a named Moderate alternative.</w:t>
+      </w:r>
+      <w:r>
+        <w:t xml:space="preserve"> </w:t>
+      </w:r>
+      <w:r>
+        <w:t xml:space="preserve">The agency</w:t>
+      </w:r>
+      <w:r>
+        <w:t xml:space="preserve"> </w:t>
+      </w:r>
+      <w:r>
+        <w:t xml:space="preserve">either (a) records a risk-acceptance for running a FedRAMP High coordination</w:t>
+      </w:r>
+      <w:r>
+        <w:t xml:space="preserve"> </w:t>
+      </w:r>
+      <w:r>
+        <w:t xml:space="preserve">platform against a Moderate boundary — the recommended path, given the</w:t>
+      </w:r>
+      <w:r>
+        <w:t xml:space="preserve"> </w:t>
+      </w:r>
+      <w:r>
+        <w:t xml:space="preserve">conservative delta — or (b) selects a FedRAMP</w:t>
+      </w:r>
+      <w:r>
+        <w:t xml:space="preserve"> </w:t>
+      </w:r>
+      <w:r>
+        <w:rPr>
+          <w:b/>
+          <w:bCs/>
+        </w:rPr>
+        <w:t xml:space="preserve">Moderate</w:t>
+      </w:r>
+      <w:r>
+        <w:t xml:space="preserve"> </w:t>
+      </w:r>
+      <w:r>
+        <w:t xml:space="preserve">workflow/CMDB platform</w:t>
+      </w:r>
+      <w:r>
+        <w:t xml:space="preserve"> </w:t>
+      </w:r>
+      <w:r>
+        <w:t xml:space="preserve">instead. Moderate-authorized alternatives already named in the Product Inventory</w:t>
+      </w:r>
+      <w:r>
+        <w:t xml:space="preserve"> </w:t>
+      </w:r>
+      <w:r>
+        <w:t xml:space="preserve">Questionnaire include Atlassian Government Cloud (Jira/Confluence, Moderate); the mechanism-not-product doctrine (Vol 0</w:t>
+      </w:r>
+      <w:r>
+        <w:t xml:space="preserve"> </w:t>
+      </w:r>
+      <w:r>
+        <w:t xml:space="preserve">Book 00) means the coordination loop in this volume is unchanged by the choice.</w:t>
+      </w:r>
+    </w:p>
+    <w:p>
+      <w:pPr>
+        <w:pStyle w:val="CalloutImportant"/>
+      </w:pPr>
+      <w:r>
+        <w:rPr>
+          <w:b/>
+          <w:bCs/>
+        </w:rPr>
+        <w:t xml:space="preserve">Single source of truth:</w:t>
+      </w:r>
+      <w:r>
+        <w:t xml:space="preserve"> </w:t>
+      </w:r>
+      <w:r>
+        <w:t xml:space="preserve">the platform’s authorization status is pinned in the</w:t>
+      </w:r>
+      <w:r>
+        <w:t xml:space="preserve"> </w:t>
+      </w:r>
+      <w:r>
+        <w:t xml:space="preserve">Product Inventory Questionnaire (Vol 0 Book 01 §known-ssa). Every other book —</w:t>
+      </w:r>
+      <w:r>
+        <w:t xml:space="preserve"> </w:t>
+      </w:r>
+      <w:r>
+        <w:t xml:space="preserve">including this one — references that entry rather than restating the level. Verify on</w:t>
+      </w:r>
+      <w:r>
+        <w:t xml:space="preserve"> </w:t>
+      </w:r>
+      <w:r>
+        <w:t xml:space="preserve">the FedRAMP Marketplace at procurement.</w:t>
+      </w:r>
+    </w:p>
+    <w:bookmarkEnd w:id="20"/>
+    <w:bookmarkEnd w:id="21"/>
+    <w:bookmarkStart w:id="23" w:name="Xa54e1ec5877371a03e08b8617eea941f04787ef"/>
+    <w:p>
+      <w:pPr>
+        <w:pStyle w:val="Heading1"/>
+      </w:pPr>
+      <w:r>
+        <w:t xml:space="preserve">Closure Necessity — Coordination Operationalizes, It Does Not Re-Close</w:t>
+      </w:r>
+    </w:p>
+    <w:bookmarkStart w:id="22" w:name="X7b60ca2fbebee6bf602816fc1bb8b98de97c14a"/>
+    <w:p>
+      <w:pPr>
+        <w:pStyle w:val="Heading2"/>
+      </w:pPr>
+      <w:r>
+        <w:t xml:space="preserve">Closure Necessity — a control that is not owned, tracked, and attested is not operationally managed</w:t>
+      </w:r>
+    </w:p>
+    <w:p>
+      <w:pPr>
+        <w:pStyle w:val="CalloutTip"/>
+      </w:pPr>
+      <w:r>
+        <w:t xml:space="preserve">Volume VII does</w:t>
+      </w:r>
+      <w:r>
+        <w:t xml:space="preserve"> </w:t>
+      </w:r>
+      <w:r>
+        <w:rPr>
+          <w:b/>
+          <w:bCs/>
+        </w:rPr>
+        <w:t xml:space="preserve">not</w:t>
+      </w:r>
+      <w:r>
+        <w:t xml:space="preserve"> </w:t>
+      </w:r>
+      <w:r>
+        <w:t xml:space="preserve">claim to close controls the architecture and implementation volumes already close; that would double-count. Its necessity is of the same kind Volume VI carries, one plane further out:</w:t>
+      </w:r>
+      <w:r>
+        <w:t xml:space="preserve"> </w:t>
+      </w:r>
+      <w:r>
+        <w:rPr>
+          <w:b/>
+          <w:bCs/>
+        </w:rPr>
+        <w:t xml:space="preserve">a control-closure claim with no owner, no change gate, no SLA clock, and no evidence feed is not an operating control — it is a hope.</w:t>
+      </w:r>
+      <w:r>
+        <w:t xml:space="preserve"> </w:t>
+      </w:r>
+      <w:r>
+        <w:t xml:space="preserve">CM-3 is not satisfied by good intentions; it is satisfied by an approved, reviewable change record. CA-7 is not satisfied by a dashboard nobody actions; it is satisfied by drift that becomes a task that becomes closure that becomes evidence. Remove the coordination layer and the SSP describes controls that are deployed but not</w:t>
+      </w:r>
+      <w:r>
+        <w:t xml:space="preserve"> </w:t>
+      </w:r>
+      <w:r>
+        <w:rPr>
+          <w:i/>
+          <w:iCs/>
+        </w:rPr>
+        <w:t xml:space="preserve">run</w:t>
+      </w:r>
+      <w:r>
+        <w:t xml:space="preserve"> </w:t>
+      </w:r>
+      <w:r>
+        <w:t xml:space="preserve">— the gap between a configured control and a governed one.</w:t>
+      </w:r>
+    </w:p>
+    <w:bookmarkEnd w:id="22"/>
+    <w:bookmarkEnd w:id="23"/>
+    <w:bookmarkStart w:id="24" w:name="how-this-volume-fits-the-program"/>
+    <w:p>
+      <w:pPr>
+        <w:pStyle w:val="Heading1"/>
+      </w:pPr>
+      <w:r>
+        <w:t xml:space="preserve">How This Volume Fits the Program</w:t>
+      </w:r>
+    </w:p>
+    <w:p>
+      <w:pPr>
+        <w:pStyle w:val="FirstParagraph"/>
+      </w:pPr>
+      <w:r>
+        <w:t xml:space="preserve">Volume VII</w:t>
+      </w:r>
+      <w:r>
+        <w:t xml:space="preserve"> </w:t>
+      </w:r>
+      <w:r>
+        <w:rPr>
+          <w:b/>
+          <w:bCs/>
+        </w:rPr>
+        <w:t xml:space="preserve">depends on</w:t>
+      </w:r>
+      <w:r>
+        <w:t xml:space="preserve"> </w:t>
+      </w:r>
+      <w:r>
+        <w:t xml:space="preserve">Volume I’s naming plane (Vol I Book 01) for the CM-8 join key its CMDB reconciles to, and on Volume VI’s deployable artifacts for the control state it coordinates. It</w:t>
+      </w:r>
+      <w:r>
+        <w:t xml:space="preserve"> </w:t>
+      </w:r>
+      <w:r>
+        <w:rPr>
+          <w:b/>
+          <w:bCs/>
+        </w:rPr>
+        <w:t xml:space="preserve">produces</w:t>
+      </w:r>
+      <w:r>
+        <w:t xml:space="preserve"> </w:t>
+      </w:r>
+      <w:r>
+        <w:t xml:space="preserve">the tracked-work record, the approval trail, and the rolled-up attestation that Volume IV’s Authorization Package &amp; ConMon book (Vol IV Book 06) and Volume VI’s Evidence &amp; ConMon Pipeline (Vol VI Book 07) carry into the OSCAL bundle and the FedRAMP 20x KSI evidence. Truth is separated from enforcement throughout: IPAM/DDI and HRIT are truth planes the CMDB reconciles to; the ServiceNow workflow is an enforcement/coordination plane, re-platformable in principle, load-bearing in practice.</w:t>
+      </w:r>
+    </w:p>
+    <w:bookmarkEnd w:id="24"/>
+    <w:bookmarkStart w:id="25" w:name="cross-references"/>
+    <w:p>
+      <w:pPr>
+        <w:pStyle w:val="Heading1"/>
+      </w:pPr>
+      <w:r>
+        <w:t xml:space="preserve">Cross-References</w:t>
       </w:r>
     </w:p>
     <w:p>
@@ -1598,7 +1876,7 @@
         <w:pStyle w:val="Compact"/>
         <w:numPr>
           <w:ilvl w:val="0"/>
-          <w:numId w:val="1004"/>
+          <w:numId w:val="1005"/>
         </w:numPr>
       </w:pPr>
       <w:r>
@@ -1606,29 +1884,13 @@
           <w:b/>
           <w:bCs/>
         </w:rPr>
-        <w:t xml:space="preserve">Vol VI Book 07 (Evidence &amp; ConMon Pipeline)</w:t>
-      </w:r>
-      <w:r>
-        <w:t xml:space="preserve"> </w:t>
-      </w:r>
-      <w:r>
-        <w:t xml:space="preserve">and</w:t>
-      </w:r>
-      <w:r>
-        <w:t xml:space="preserve"> </w:t>
-      </w:r>
-      <w:r>
-        <w:rPr>
-          <w:b/>
-          <w:bCs/>
-        </w:rPr>
-        <w:t xml:space="preserve">Vol IV Book 06 (Authorization Package &amp; ConMon)</w:t>
-      </w:r>
-      <w:r>
-        <w:t xml:space="preserve"> </w:t>
-      </w:r>
-      <w:r>
-        <w:t xml:space="preserve">— where this volume’s attestation output lands.</w:t>
+        <w:t xml:space="preserve">Vol 0 Book 00 (Executive Summary)</w:t>
+      </w:r>
+      <w:r>
+        <w:t xml:space="preserve"> </w:t>
+      </w:r>
+      <w:r>
+        <w:t xml:space="preserve">— the Management-Plane Coordination Doctrine this volume operates on.</w:t>
       </w:r>
     </w:p>
     <w:p>
@@ -1636,11 +1898,93 @@
         <w:pStyle w:val="Compact"/>
         <w:numPr>
           <w:ilvl w:val="0"/>
-          <w:numId w:val="1004"/>
+          <w:numId w:val="1005"/>
         </w:numPr>
       </w:pPr>
       <w:r>
         <w:rPr>
+          <w:b/>
+          <w:bCs/>
+        </w:rPr>
+        <w:t xml:space="preserve">Vol I Book 01 (Landing Zone, IPAM/DDI)</w:t>
+      </w:r>
+      <w:r>
+        <w:t xml:space="preserve"> </w:t>
+      </w:r>
+      <w:r>
+        <w:t xml:space="preserve">— the CM-8 asset-identity SSOT the CMDB reconciles to.</w:t>
+      </w:r>
+    </w:p>
+    <w:p>
+      <w:pPr>
+        <w:pStyle w:val="Compact"/>
+        <w:numPr>
+          <w:ilvl w:val="0"/>
+          <w:numId w:val="1005"/>
+        </w:numPr>
+      </w:pPr>
+      <w:r>
+        <w:rPr>
+          <w:b/>
+          <w:bCs/>
+        </w:rPr>
+        <w:t xml:space="preserve">Vol III Book 07 (Multi-Cloud Evidence Fabric)</w:t>
+      </w:r>
+      <w:r>
+        <w:t xml:space="preserve"> </w:t>
+      </w:r>
+      <w:r>
+        <w:t xml:space="preserve">— the telemetry lake; ServiceNow coordinates workflow over the same evidence contract.</w:t>
+      </w:r>
+    </w:p>
+    <w:p>
+      <w:pPr>
+        <w:pStyle w:val="Compact"/>
+        <w:numPr>
+          <w:ilvl w:val="0"/>
+          <w:numId w:val="1005"/>
+        </w:numPr>
+      </w:pPr>
+      <w:r>
+        <w:rPr>
+          <w:b/>
+          <w:bCs/>
+        </w:rPr>
+        <w:t xml:space="preserve">Vol VI Book 07 (Evidence &amp; ConMon Pipeline)</w:t>
+      </w:r>
+      <w:r>
+        <w:t xml:space="preserve"> </w:t>
+      </w:r>
+      <w:r>
+        <w:t xml:space="preserve">and</w:t>
+      </w:r>
+      <w:r>
+        <w:t xml:space="preserve"> </w:t>
+      </w:r>
+      <w:r>
+        <w:rPr>
+          <w:b/>
+          <w:bCs/>
+        </w:rPr>
+        <w:t xml:space="preserve">Vol IV Book 06 (Authorization Package &amp; ConMon)</w:t>
+      </w:r>
+      <w:r>
+        <w:t xml:space="preserve"> </w:t>
+      </w:r>
+      <w:r>
+        <w:t xml:space="preserve">— where this volume’s attestation output lands.</w:t>
+      </w:r>
+    </w:p>
+    <w:p>
+      <w:pPr>
+        <w:pStyle w:val="Compact"/>
+        <w:numPr>
+          <w:ilvl w:val="0"/>
+          <w:numId w:val="1005"/>
+        </w:numPr>
+      </w:pPr>
+      <w:r>
+        <w:rPr>
           <w:rStyle w:val="VerbatimChar"/>
           <w:b/>
           <w:bCs/>
@@ -1654,8 +1998,8 @@
         <w:t xml:space="preserve">— the in-repo ServiceNow scoped-app skeleton this volume’s app book (Vol VII Book 05) generalizes from DDI provisioning to control compliance.</w:t>
       </w:r>
     </w:p>
-    <w:bookmarkEnd w:id="24"/>
-    <w:bookmarkStart w:id="25" w:name="provenance"/>
+    <w:bookmarkEnd w:id="25"/>
+    <w:bookmarkStart w:id="26" w:name="provenance"/>
     <w:p>
       <w:pPr>
         <w:pStyle w:val="Heading1"/>
@@ -1669,23 +2013,99 @@
         <w:pStyle w:val="FirstParagraph"/>
       </w:pPr>
       <w:r>
-        <w:t xml:space="preserve">This overview establishes the coordination layer of the Federal Application-Aware Networking series. It follows the series authoring conventions: functions and planes are named, not organizations; ServiceNow is the deployed coordination example named because the coordination role is itself a named product decision (Expansion Plan §16), and the substitution path is preserved where a workflow/GRC platform is interchangeable. Every book carries a Date Code and cites vendor sources for vendor-specific claims. The volume map above is authored as committed house-style SVG (rasterized to PNG); further per-book figures follow in the PPTX→DOCX sync pass.</w:t>
-      </w:r>
-    </w:p>
-    <w:bookmarkEnd w:id="25"/>
+        <w:t xml:space="preserve">This overview establishes the coordination layer of the Federal Organization Compliance series. It follows the series authoring conventions: functions and planes are named, not organizations; ServiceNow is the deployed coordination example named because the coordination role is itself a named product decision (Expansion Plan §16), and the substitution path is preserved where a workflow/GRC platform is interchangeable. Every book carries a Date Code and cites vendor sources for vendor-specific claims. The volume map above is authored as committed house-style SVG (rasterized to PNG); further per-book figures follow in the PPTX→DOCX sync pass.</w:t>
+      </w:r>
+    </w:p>
+    <w:bookmarkEnd w:id="26"/>
+    <w:bookmarkStart w:id="28" w:name="X8370e8c548a65b81ec17d9ad6cc210ed489b073"/>
     <w:p>
       <w:pPr>
         <w:pStyle w:val="Heading1"/>
       </w:pPr>
       <w:r>
-        <w:t>Where This Volume's Evidence Lands — Volume X (Optional)</w:t>
-      </w:r>
-    </w:p>
-    <w:p>
-      <w:r>
-        <w:t>Where the closures and evidence this volume produces bind to the governance substrate — the conformance layer, the surface slots, and the evidence contract — is documented once, for the whole series, in Vol X Book 00 — Governance-Substrate Integration. The binding is optional and separable: this volume, and the series it belongs to, stands complete at FedRAMP Moderate with no substrate engagement at all; adopting the substrate adds machine-checked scoring and drift-gating on top of what is already closed, and can be adopted later — or never — without rework.</w:t>
-      </w:r>
-    </w:p>
+        <w:t xml:space="preserve">Where This Volume’s Evidence Lands — Volume X (Optional)</w:t>
+      </w:r>
+    </w:p>
+    <w:p>
+      <w:pPr>
+        <w:pStyle w:val="FirstParagraph"/>
+      </w:pPr>
+      <w:r>
+        <w:t xml:space="preserve">Where the closures and evidence this volume produces bind to the governance</w:t>
+      </w:r>
+      <w:r>
+        <w:t xml:space="preserve"> </w:t>
+      </w:r>
+      <w:r>
+        <w:t xml:space="preserve">substrate — the conformance layer, the surface slots, and the evidence</w:t>
+      </w:r>
+      <w:r>
+        <w:t xml:space="preserve"> </w:t>
+      </w:r>
+      <w:r>
+        <w:t xml:space="preserve">contract — is documented once, for the whole series, in</w:t>
+      </w:r>
+      <w:r>
+        <w:t xml:space="preserve"> </w:t>
+      </w:r>
+      <w:hyperlink r:id="rId27">
+        <w:r>
+          <w:rPr>
+            <w:rStyle w:val="Hyperlink"/>
+            <w:b/>
+            <w:bCs/>
+          </w:rPr>
+          <w:t xml:space="preserve">Vol X Book 00 — Governance-Substrate Integration</w:t>
+        </w:r>
+      </w:hyperlink>
+      <w:r>
+        <w:t xml:space="preserve">.</w:t>
+      </w:r>
+      <w:r>
+        <w:t xml:space="preserve"> </w:t>
+      </w:r>
+      <w:r>
+        <w:t xml:space="preserve">The binding is</w:t>
+      </w:r>
+      <w:r>
+        <w:t xml:space="preserve"> </w:t>
+      </w:r>
+      <w:r>
+        <w:rPr>
+          <w:b/>
+          <w:bCs/>
+        </w:rPr>
+        <w:t xml:space="preserve">optional and separable</w:t>
+      </w:r>
+      <w:r>
+        <w:t xml:space="preserve">: this volume, and the series it</w:t>
+      </w:r>
+      <w:r>
+        <w:t xml:space="preserve"> </w:t>
+      </w:r>
+      <w:r>
+        <w:t xml:space="preserve">belongs to, stands complete at FedRAMP Moderate with no substrate engagement</w:t>
+      </w:r>
+      <w:r>
+        <w:t xml:space="preserve"> </w:t>
+      </w:r>
+      <w:r>
+        <w:t xml:space="preserve">at all; adopting the substrate adds machine-checked scoring and drift-gating</w:t>
+      </w:r>
+      <w:r>
+        <w:t xml:space="preserve"> </w:t>
+      </w:r>
+      <w:r>
+        <w:t xml:space="preserve">on top of what is already closed, and can be adopted later — or never —</w:t>
+      </w:r>
+      <w:r>
+        <w:t xml:space="preserve"> </w:t>
+      </w:r>
+      <w:r>
+        <w:t xml:space="preserve">without rework.</w:t>
+      </w:r>
+    </w:p>
+    <w:bookmarkEnd w:id="28"/>
     <w:sectPr>
       <w:footnotePr>
         <w:numRestart w:val="eachSect"/>
@@ -2051,6 +2471,9 @@
     <w:abstractNumId w:val="991"/>
   </w:num>
   <w:num w:numId="1004">
+    <w:abstractNumId w:val="991"/>
+  </w:num>
+  <w:num w:numId="1005">
     <w:abstractNumId w:val="991"/>
   </w:num>
 </w:numbering>
